--- a/EXPORTS/DOCX/published/niveau3/English/MissiemuseumTilburg.docx
+++ b/EXPORTS/DOCX/published/niveau3/English/MissiemuseumTilburg.docx
@@ -790,7 +790,25 @@
           <w:color w:val="000000"/>
           <w:sz w:val="24"/>
         </w:rPr>
-        <w:t>the life stor</w:t>
+        <w:t>the l</w:t>
+      </w:r>
+      <w:r>
+        <w:rPr>
+          <w:u w:val="single" w:color="0000ff"/>
+          <w:rFonts w:ascii="Charis SIL Regular" w:hAnsi="Charis SIL Regular" w:eastAsia="Charis SIL Regular"/>
+          <w:b w:val="0"/>
+          <w:i w:val="0"/>
+          <w:color w:val="000000"/>
+          <w:sz w:val="24"/>
+        </w:rPr>
+        <w:hyperlink r:id="rId10" w:history="1">
+          <w:r>
+            <w:rPr>
+              <w:rStyle w:val="Hyperlink"/>
+            </w:rPr>
+            <w:t>ife stor</w:t>
+          </w:r>
+        </w:hyperlink>
       </w:r>
       <w:r>
         <w:rPr>
@@ -2236,7 +2254,25 @@
             <w:rPr>
               <w:rStyle w:val="Hyperlink"/>
             </w:rPr>
-            <w:t>file/</w:t>
+            <w:t>file</w:t>
+          </w:r>
+        </w:hyperlink>
+      </w:r>
+      <w:r>
+        <w:rPr>
+          <w:rFonts w:ascii="Charis SIL Regular" w:hAnsi="Charis SIL Regular" w:eastAsia="Charis SIL Regular"/>
+          <w:b w:val="0"/>
+          <w:i w:val="0"/>
+          <w:color w:val="0000FF"/>
+          <w:sz w:val="24"/>
+          <w:u w:val="single"/>
+        </w:rPr>
+        <w:hyperlink r:id="rId13" w:history="1">
+          <w:r>
+            <w:rPr>
+              <w:rStyle w:val="Hyperlink"/>
+            </w:rPr>
+            <w:t>/</w:t>
           </w:r>
         </w:hyperlink>
       </w:r>
@@ -2265,9 +2301,15 @@
           <w:i w:val="0"/>
           <w:color w:val="0000FF"/>
           <w:sz w:val="24"/>
-          <w:u w:val="single"/>
         </w:rPr>
-        <w:t>f</w:t>
+        <w:hyperlink r:id="rId13" w:history="1">
+          <w:r>
+            <w:rPr>
+              <w:rStyle w:val="Hyperlink"/>
+            </w:rPr>
+            <w:t>f</w:t>
+          </w:r>
+        </w:hyperlink>
       </w:r>
       <w:r>
         <w:rPr>
@@ -2276,7 +2318,6 @@
           <w:i w:val="0"/>
           <w:color w:val="0000FF"/>
           <w:sz w:val="24"/>
-          <w:u w:val="single"/>
         </w:rPr>
         <w:t>e</w:t>
       </w:r>
@@ -2312,19 +2353,9 @@
             <w:rPr>
               <w:rStyle w:val="Hyperlink"/>
             </w:rPr>
-            <w:t>3</w:t>
+            <w:t>3a</w:t>
           </w:r>
         </w:hyperlink>
-      </w:r>
-      <w:r>
-        <w:rPr>
-          <w:rFonts w:ascii="Charis SIL Regular" w:hAnsi="Charis SIL Regular" w:eastAsia="Charis SIL Regular"/>
-          <w:b w:val="0"/>
-          <w:i w:val="0"/>
-          <w:color w:val="0000FF"/>
-          <w:sz w:val="24"/>
-        </w:rPr>
-        <w:t>a</w:t>
       </w:r>
     </w:p>
     <w:p>
@@ -2875,7 +2906,7 @@
           <w:sz w:val="24"/>
           <w:u w:val="single"/>
         </w:rPr>
-        <w:hyperlink r:id="rId9" w:history="1">
+        <w:hyperlink r:id="rId17" w:history="1">
           <w:r>
             <w:rPr>
               <w:rStyle w:val="Hyperlink"/>

--- a/EXPORTS/DOCX/published/niveau3/English/MissiemuseumTilburg.docx
+++ b/EXPORTS/DOCX/published/niveau3/English/MissiemuseumTilburg.docx
@@ -1496,7 +1496,7 @@
           <w:sz w:val="24"/>
           <w:u w:val="single"/>
         </w:rPr>
-        <w:hyperlink r:id="rId15" w:history="1">
+        <w:hyperlink r:id="rId14" w:history="1">
           <w:r>
             <w:rPr>
               <w:rStyle w:val="Hyperlink"/>
@@ -2254,7 +2254,7 @@
             <w:rPr>
               <w:rStyle w:val="Hyperlink"/>
             </w:rPr>
-            <w:t>file</w:t>
+            <w:t>file/8</w:t>
           </w:r>
         </w:hyperlink>
       </w:r>
@@ -2272,7 +2272,7 @@
             <w:rPr>
               <w:rStyle w:val="Hyperlink"/>
             </w:rPr>
-            <w:t>/</w:t>
+            <w:t>f</w:t>
           </w:r>
         </w:hyperlink>
       </w:r>
@@ -2290,36 +2290,9 @@
             <w:rPr>
               <w:rStyle w:val="Hyperlink"/>
             </w:rPr>
-            <w:t>8</w:t>
+            <w:t>e</w:t>
           </w:r>
         </w:hyperlink>
-      </w:r>
-      <w:r>
-        <w:rPr>
-          <w:rFonts w:ascii="Charis SIL Regular" w:hAnsi="Charis SIL Regular" w:eastAsia="Charis SIL Regular"/>
-          <w:b w:val="0"/>
-          <w:i w:val="0"/>
-          <w:color w:val="0000FF"/>
-          <w:sz w:val="24"/>
-        </w:rPr>
-        <w:hyperlink r:id="rId13" w:history="1">
-          <w:r>
-            <w:rPr>
-              <w:rStyle w:val="Hyperlink"/>
-            </w:rPr>
-            <w:t>f</w:t>
-          </w:r>
-        </w:hyperlink>
-      </w:r>
-      <w:r>
-        <w:rPr>
-          <w:rFonts w:ascii="Charis SIL Regular" w:hAnsi="Charis SIL Regular" w:eastAsia="Charis SIL Regular"/>
-          <w:b w:val="0"/>
-          <w:i w:val="0"/>
-          <w:color w:val="0000FF"/>
-          <w:sz w:val="24"/>
-        </w:rPr>
-        <w:t>e</w:t>
       </w:r>
       <w:r>
         <w:rPr>
@@ -2348,14 +2321,17 @@
           <w:sz w:val="24"/>
           <w:u w:val="single"/>
         </w:rPr>
-        <w:hyperlink r:id="rId13" w:history="1">
-          <w:r>
-            <w:rPr>
-              <w:rStyle w:val="Hyperlink"/>
-            </w:rPr>
-            <w:t>3a</w:t>
-          </w:r>
-        </w:hyperlink>
+        <w:t>3</w:t>
+      </w:r>
+      <w:r>
+        <w:rPr>
+          <w:rFonts w:ascii="Charis SIL Regular" w:hAnsi="Charis SIL Regular" w:eastAsia="Charis SIL Regular"/>
+          <w:b w:val="0"/>
+          <w:i w:val="0"/>
+          <w:color w:val="0000FF"/>
+          <w:sz w:val="24"/>
+        </w:rPr>
+        <w:t>a</w:t>
       </w:r>
     </w:p>
     <w:p>

--- a/EXPORTS/DOCX/published/niveau3/English/MissiemuseumTilburg.docx
+++ b/EXPORTS/DOCX/published/niveau3/English/MissiemuseumTilburg.docx
@@ -415,14 +415,7 @@
           <w:color w:val="000000"/>
           <w:sz w:val="24"/>
         </w:rPr>
-        <w:hyperlink r:id="rId9" w:history="1">
-          <w:r>
-            <w:rPr>
-              <w:rStyle w:val="Hyperlink"/>
-            </w:rPr>
-            <w:t>Museum at t</w:t>
-          </w:r>
-        </w:hyperlink>
+        <w:t>Museum at t</w:t>
       </w:r>
       <w:r>
         <w:rPr>
@@ -1496,7 +1489,7 @@
           <w:sz w:val="24"/>
           <w:u w:val="single"/>
         </w:rPr>
-        <w:hyperlink r:id="rId14" w:history="1">
+        <w:hyperlink r:id="rId15" w:history="1">
           <w:r>
             <w:rPr>
               <w:rStyle w:val="Hyperlink"/>
@@ -2254,7 +2247,7 @@
             <w:rPr>
               <w:rStyle w:val="Hyperlink"/>
             </w:rPr>
-            <w:t>file/8</w:t>
+            <w:t>file</w:t>
           </w:r>
         </w:hyperlink>
       </w:r>
@@ -2266,6 +2259,41 @@
           <w:color w:val="0000FF"/>
           <w:sz w:val="24"/>
           <w:u w:val="single"/>
+        </w:rPr>
+        <w:hyperlink r:id="rId13" w:history="1">
+          <w:r>
+            <w:rPr>
+              <w:rStyle w:val="Hyperlink"/>
+            </w:rPr>
+            <w:t>/</w:t>
+          </w:r>
+        </w:hyperlink>
+      </w:r>
+      <w:r>
+        <w:rPr>
+          <w:rFonts w:ascii="Charis SIL Regular" w:hAnsi="Charis SIL Regular" w:eastAsia="Charis SIL Regular"/>
+          <w:b w:val="0"/>
+          <w:i w:val="0"/>
+          <w:color w:val="0000FF"/>
+          <w:sz w:val="24"/>
+          <w:u w:val="single"/>
+        </w:rPr>
+        <w:hyperlink r:id="rId13" w:history="1">
+          <w:r>
+            <w:rPr>
+              <w:rStyle w:val="Hyperlink"/>
+            </w:rPr>
+            <w:t>8</w:t>
+          </w:r>
+        </w:hyperlink>
+      </w:r>
+      <w:r>
+        <w:rPr>
+          <w:rFonts w:ascii="Charis SIL Regular" w:hAnsi="Charis SIL Regular" w:eastAsia="Charis SIL Regular"/>
+          <w:b w:val="0"/>
+          <w:i w:val="0"/>
+          <w:color w:val="0000FF"/>
+          <w:sz w:val="24"/>
         </w:rPr>
         <w:hyperlink r:id="rId13" w:history="1">
           <w:r>
@@ -2285,14 +2313,7 @@
           <w:sz w:val="24"/>
           <w:u w:val="single"/>
         </w:rPr>
-        <w:hyperlink r:id="rId13" w:history="1">
-          <w:r>
-            <w:rPr>
-              <w:rStyle w:val="Hyperlink"/>
-            </w:rPr>
-            <w:t>e</w:t>
-          </w:r>
-        </w:hyperlink>
+        <w:t>e</w:t>
       </w:r>
       <w:r>
         <w:rPr>
@@ -2321,17 +2342,14 @@
           <w:sz w:val="24"/>
           <w:u w:val="single"/>
         </w:rPr>
-        <w:t>3</w:t>
-      </w:r>
-      <w:r>
-        <w:rPr>
-          <w:rFonts w:ascii="Charis SIL Regular" w:hAnsi="Charis SIL Regular" w:eastAsia="Charis SIL Regular"/>
-          <w:b w:val="0"/>
-          <w:i w:val="0"/>
-          <w:color w:val="0000FF"/>
-          <w:sz w:val="24"/>
-        </w:rPr>
-        <w:t>a</w:t>
+        <w:hyperlink r:id="rId13" w:history="1">
+          <w:r>
+            <w:rPr>
+              <w:rStyle w:val="Hyperlink"/>
+            </w:rPr>
+            <w:t>3a</w:t>
+          </w:r>
+        </w:hyperlink>
       </w:r>
     </w:p>
     <w:p>
@@ -2882,7 +2900,7 @@
           <w:sz w:val="24"/>
           <w:u w:val="single"/>
         </w:rPr>
-        <w:hyperlink r:id="rId17" w:history="1">
+        <w:hyperlink r:id="rId9" w:history="1">
           <w:r>
             <w:rPr>
               <w:rStyle w:val="Hyperlink"/>
